--- a/downloads/documents/04 Units/Unit 04 - Environmental Design and Management - Spaces We Live In/Lesson 04.17 - Unit 4 Review and Test.docx
+++ b/downloads/documents/04 Units/Unit 04 - Environmental Design and Management - Spaces We Live In/Lesson 04.17 - Unit 4 Review and Test.docx
@@ -359,7 +359,7 @@
         <w:t xml:space="preserve"> </w:t>
       </w:r>
       <w:r>
-        <w:t xml:space="preserve">for Turkish, Portuguese, and Spanish.</w:t>
+        <w:t xml:space="preserve">for Spanish.</w:t>
       </w:r>
     </w:p>
     <w:p>

--- a/downloads/documents/04 Units/Unit 04 - Environmental Design and Management - Spaces We Live In/Lesson 04.17 - Unit 4 Review and Test.docx
+++ b/downloads/documents/04 Units/Unit 04 - Environmental Design and Management - Spaces We Live In/Lesson 04.17 - Unit 4 Review and Test.docx
@@ -108,7 +108,7 @@
         <w:pStyle w:val="Compact"/>
       </w:pPr>
       <w:r>
-        <w:t xml:space="preserve">NYS module line: NYS EDM 1. Healthy, Safe, Sustainable Living Spaces b) Identify common safety hazards found in living spaces and describe ways to minimize risks to individuals, families, and household members (state typo; two phrases fused in the PDF); d) Investigate ways to conserve natural resources in family, school, work, and community settings</w:t>
+        <w:t xml:space="preserve">NYS module line: NYS EDM 1. Healthy, Safe, Sustainable Living Spaces b) Identify common safety hazards found in living spaces and describe ways to minimize risks to individuals, families, and household members; d) Investigate ways to conserve natural resources in family, school, work, and community settings</w:t>
       </w:r>
     </w:p>
     <w:p>
